--- a/resumes/Mikhail_Fedrunov_Technical_EN.docx
+++ b/resumes/Mikhail_Fedrunov_Technical_EN.docx
@@ -131,7 +131,7 @@
             <w:r>
               <w:drawing>
                 <wp:inline xmlns:a="http://schemas.openxmlformats.org/drawingml/2006/main" xmlns:pic="http://schemas.openxmlformats.org/drawingml/2006/picture">
-                  <wp:extent cx="810000" cy="1026000"/>
+                  <wp:extent cx="871200" cy="1306800"/>
                   <wp:docPr id="1" name="Picture 1"/>
                   <wp:cNvGraphicFramePr>
                     <a:graphicFrameLocks noChangeAspect="1"/>
@@ -140,7 +140,7 @@
                     <a:graphicData uri="http://schemas.openxmlformats.org/drawingml/2006/picture">
                       <pic:pic>
                         <pic:nvPicPr>
-                          <pic:cNvPr id="0" name="mikhail-fedrunov.jpg"/>
+                          <pic:cNvPr id="0" name="mikhail-fedrunov-resume.png"/>
                           <pic:cNvPicPr/>
                         </pic:nvPicPr>
                         <pic:blipFill>
@@ -152,7 +152,7 @@
                         <pic:spPr>
                           <a:xfrm>
                             <a:off x="0" y="0"/>
-                            <a:ext cx="810000" cy="1026000"/>
+                            <a:ext cx="871200" cy="1306800"/>
                           </a:xfrm>
                           <a:prstGeom prst="rect"/>
                         </pic:spPr>
@@ -294,7 +294,7 @@
           <w:color w:val="171717"/>
           <w:sz w:val="19"/>
         </w:rPr>
-        <w:t>1C developer and business analyst with hands-on experience automating trade, manufacturing, warehouse, logistics, product marking and document workflows. I independently cover the full delivery cycle: clarify the request, analyse the process, design, develop, test, deploy and support.</w:t>
+        <w:t>1C developer and business analyst automating trade, manufacturing, warehouse, logistics, product marking and document workflows. I gather requirements, design and develop solutions, validate them in a test environment, deploy to production and provide post-release support.</w:t>
       </w:r>
     </w:p>
     <w:p>
@@ -302,7 +302,7 @@
         <w:pStyle w:val="Heading2"/>
       </w:pPr>
       <w:r>
-        <w:t>What an employer gets</w:t>
+        <w:t>Core qualifications</w:t>
       </w:r>
     </w:p>
     <w:p>
@@ -316,7 +316,7 @@
           <w:color w:val="171717"/>
           <w:sz w:val="18"/>
         </w:rPr>
-        <w:t>One specialist covering 1C development, business analysis and integrations.</w:t>
+        <w:t>1C development: extensions, external processors, reports, documents, registers and print forms.</w:t>
       </w:r>
     </w:p>
     <w:p>
@@ -330,7 +330,7 @@
           <w:color w:val="171717"/>
           <w:sz w:val="18"/>
         </w:rPr>
-        <w:t>Solutions designed around the real user workflow, not only a formal specification.</w:t>
+        <w:t>Integrations via HTTP/True API, FTP, JSON and XML; background and scheduled jobs.</w:t>
       </w:r>
     </w:p>
     <w:p>
@@ -344,7 +344,7 @@
           <w:color w:val="171717"/>
           <w:sz w:val="18"/>
         </w:rPr>
-        <w:t>Production tools supported and improved after launch.</w:t>
+        <w:t>Requirements gathering and process analysis with accounting, sales, logistics, warehouse and management teams.</w:t>
       </w:r>
     </w:p>
     <w:p>
@@ -358,7 +358,7 @@
           <w:color w:val="171717"/>
           <w:sz w:val="18"/>
         </w:rPr>
-        <w:t>First-hand warehouse and logistics experience that accelerates process discovery.</w:t>
+        <w:t>Practical knowledge of warehouse accounting, goods movement, source documents and cross-database exchanges.</w:t>
       </w:r>
     </w:p>
     <w:p>
@@ -985,7 +985,7 @@
           <w:color w:val="171717"/>
           <w:sz w:val="19"/>
         </w:rPr>
-        <w:t>These are representative case studies, not a complete task list. Unusual requests from managers and users were independently clarified, formalised and delivered as working solutions.</w:t>
+        <w:t>The projects below represent part of the delivered work. I also handled ongoing improvements requested by managers and users, clarified requirements independently and remained responsible for the result after deployment.</w:t>
       </w:r>
     </w:p>
     <w:p>
@@ -1089,46 +1089,6 @@
           <w:color w:val="171717"/>
           <w:sz w:val="19"/>
         </w:rPr>
-        <w:t>Background.</w:t>
-      </w:r>
-      <w:r>
-        <w:rPr>
-          <w:rFonts w:ascii="Arial" w:hAnsi="Arial"/>
-          <w:b w:val="0"/>
-          <w:color w:val="171717"/>
-          <w:sz w:val="19"/>
-        </w:rPr>
-        <w:t xml:space="preserve"> Background verification of documents and product-code ownership through True API.</w:t>
-      </w:r>
-    </w:p>
-    <w:p>
-      <w:r>
-        <w:rPr>
-          <w:rFonts w:ascii="Arial" w:hAnsi="Arial"/>
-          <w:b/>
-          <w:color w:val="171717"/>
-          <w:sz w:val="19"/>
-        </w:rPr>
-        <w:t>Technical challenges.</w:t>
-      </w:r>
-      <w:r>
-        <w:rPr>
-          <w:rFonts w:ascii="Arial" w:hAnsi="Arial"/>
-          <w:b w:val="0"/>
-          <w:color w:val="171717"/>
-          <w:sz w:val="19"/>
-        </w:rPr>
-        <w:t xml:space="preserve"> The solution had to preserve data integrity, handle exceptions, provide a clear user result and fit into an existing production workflow.</w:t>
-      </w:r>
-    </w:p>
-    <w:p>
-      <w:r>
-        <w:rPr>
-          <w:rFonts w:ascii="Arial" w:hAnsi="Arial"/>
-          <w:b/>
-          <w:color w:val="171717"/>
-          <w:sz w:val="19"/>
-        </w:rPr>
         <w:t>Solution flow.</w:t>
       </w:r>
       <w:r>
@@ -1138,67 +1098,7 @@
           <w:color w:val="171717"/>
           <w:sz w:val="19"/>
         </w:rPr>
-        <w:t xml:space="preserve"> 1C Accounting 3.0 → True API → HTTP → SSL → Standard Subsystems Library → background jobs → DataMatrix</w:t>
-      </w:r>
-    </w:p>
-    <w:p>
-      <w:r>
-        <w:rPr>
-          <w:rFonts w:ascii="Arial" w:hAnsi="Arial"/>
-          <w:b/>
-          <w:color w:val="171717"/>
-          <w:sz w:val="19"/>
-        </w:rPr>
-        <w:t>Before.</w:t>
-      </w:r>
-      <w:r>
-        <w:rPr>
-          <w:rFonts w:ascii="Arial" w:hAnsi="Arial"/>
-          <w:b w:val="0"/>
-          <w:color w:val="171717"/>
-          <w:sz w:val="19"/>
-        </w:rPr>
-        <w:t xml:space="preserve"> EDI status in the accounting system did not always provide enough certainty. Employees additionally checked documents and marking codes manually, which could take several working days.</w:t>
-      </w:r>
-    </w:p>
-    <w:p>
-      <w:r>
-        <w:rPr>
-          <w:rFonts w:ascii="Arial" w:hAnsi="Arial"/>
-          <w:b/>
-          <w:color w:val="171717"/>
-          <w:sz w:val="19"/>
-        </w:rPr>
-        <w:t>After.</w:t>
-      </w:r>
-      <w:r>
-        <w:rPr>
-          <w:rFonts w:ascii="Arial" w:hAnsi="Arial"/>
-          <w:b w:val="0"/>
-          <w:color w:val="171717"/>
-          <w:sz w:val="19"/>
-        </w:rPr>
-        <w:t xml:space="preserve"> The user receives one table with sales documents, UTDs, statuses, identifiers and code counts, plus optional TXT export. A multi-day manual procedure is replaced by one run and review of the result.</w:t>
-      </w:r>
-    </w:p>
-    <w:p>
-      <w:r>
-        <w:rPr>
-          <w:rFonts w:ascii="Arial" w:hAnsi="Arial"/>
-          <w:b/>
-          <w:color w:val="171717"/>
-          <w:sz w:val="19"/>
-        </w:rPr>
-        <w:t>Business impact.</w:t>
-      </w:r>
-      <w:r>
-        <w:rPr>
-          <w:rFonts w:ascii="Arial" w:hAnsi="Arial"/>
-          <w:b w:val="0"/>
-          <w:color w:val="171717"/>
-          <w:sz w:val="19"/>
-        </w:rPr>
-        <w:t xml:space="preserve"> The user receives one table with sales documents, UTDs, statuses, identifiers and code counts, plus optional TXT export. A multi-day manual procedure is replaced by one run and review of the result.</w:t>
+        <w:t xml:space="preserve"> 1C Accounting 3.0 &gt; True API &gt; HTTP &gt; SSL &gt; Standard Subsystems Library &gt; background jobs &gt; DataMatrix</w:t>
       </w:r>
     </w:p>
     <w:p>
@@ -1318,46 +1218,6 @@
           <w:color w:val="171717"/>
           <w:sz w:val="19"/>
         </w:rPr>
-        <w:t>Background.</w:t>
-      </w:r>
-      <w:r>
-        <w:rPr>
-          <w:rFonts w:ascii="Arial" w:hAnsi="Arial"/>
-          <w:b w:val="0"/>
-          <w:color w:val="171717"/>
-          <w:sz w:val="19"/>
-        </w:rPr>
-        <w:t xml:space="preserve"> Automated JSON ingestion from FTP and matching to 1C master data.</w:t>
-      </w:r>
-    </w:p>
-    <w:p>
-      <w:r>
-        <w:rPr>
-          <w:rFonts w:ascii="Arial" w:hAnsi="Arial"/>
-          <w:b/>
-          <w:color w:val="171717"/>
-          <w:sz w:val="19"/>
-        </w:rPr>
-        <w:t>Technical challenges.</w:t>
-      </w:r>
-      <w:r>
-        <w:rPr>
-          <w:rFonts w:ascii="Arial" w:hAnsi="Arial"/>
-          <w:b w:val="0"/>
-          <w:color w:val="171717"/>
-          <w:sz w:val="19"/>
-        </w:rPr>
-        <w:t xml:space="preserve"> The solution had to preserve data integrity, handle exceptions, provide a clear user result and fit into an existing production workflow.</w:t>
-      </w:r>
-    </w:p>
-    <w:p>
-      <w:r>
-        <w:rPr>
-          <w:rFonts w:ascii="Arial" w:hAnsi="Arial"/>
-          <w:b/>
-          <w:color w:val="171717"/>
-          <w:sz w:val="19"/>
-        </w:rPr>
         <w:t>Solution flow.</w:t>
       </w:r>
       <w:r>
@@ -1367,67 +1227,7 @@
           <w:color w:val="171717"/>
           <w:sz w:val="19"/>
         </w:rPr>
-        <w:t xml:space="preserve"> 1C Trade Management → FTP → JSON → scheduled jobs → information registers → DataMatrix</w:t>
-      </w:r>
-    </w:p>
-    <w:p>
-      <w:r>
-        <w:rPr>
-          <w:rFonts w:ascii="Arial" w:hAnsi="Arial"/>
-          <w:b/>
-          <w:color w:val="171717"/>
-          <w:sz w:val="19"/>
-        </w:rPr>
-        <w:t>Before.</w:t>
-      </w:r>
-      <w:r>
-        <w:rPr>
-          <w:rFonts w:ascii="Arial" w:hAnsi="Arial"/>
-          <w:b w:val="0"/>
-          <w:color w:val="171717"/>
-          <w:sz w:val="19"/>
-        </w:rPr>
-        <w:t xml:space="preserve"> Sales agents scan a retail location and pack/case codes during cash sales. The business needed a centralized way to collect and connect this information to accounting data.</w:t>
-      </w:r>
-    </w:p>
-    <w:p>
-      <w:r>
-        <w:rPr>
-          <w:rFonts w:ascii="Arial" w:hAnsi="Arial"/>
-          <w:b/>
-          <w:color w:val="171717"/>
-          <w:sz w:val="19"/>
-        </w:rPr>
-        <w:t>After.</w:t>
-      </w:r>
-      <w:r>
-        <w:rPr>
-          <w:rFonts w:ascii="Arial" w:hAnsi="Arial"/>
-          <w:b w:val="0"/>
-          <w:color w:val="171717"/>
-          <w:sz w:val="19"/>
-        </w:rPr>
-        <w:t xml:space="preserve"> Data enters 1C automatically and becomes ready for analytics without manual file assembly. Matching errors are preserved and logged for follow-up.</w:t>
-      </w:r>
-    </w:p>
-    <w:p>
-      <w:r>
-        <w:rPr>
-          <w:rFonts w:ascii="Arial" w:hAnsi="Arial"/>
-          <w:b/>
-          <w:color w:val="171717"/>
-          <w:sz w:val="19"/>
-        </w:rPr>
-        <w:t>Business impact.</w:t>
-      </w:r>
-      <w:r>
-        <w:rPr>
-          <w:rFonts w:ascii="Arial" w:hAnsi="Arial"/>
-          <w:b w:val="0"/>
-          <w:color w:val="171717"/>
-          <w:sz w:val="19"/>
-        </w:rPr>
-        <w:t xml:space="preserve"> Data enters 1C automatically and becomes ready for analytics without manual file assembly. Matching errors are preserved and logged for follow-up.</w:t>
+        <w:t xml:space="preserve"> 1C Trade Management &gt; FTP &gt; JSON &gt; scheduled jobs &gt; information registers &gt; DataMatrix</w:t>
       </w:r>
     </w:p>
     <w:p>
@@ -1520,46 +1320,6 @@
           <w:color w:val="171717"/>
           <w:sz w:val="19"/>
         </w:rPr>
-        <w:t>Background.</w:t>
-      </w:r>
-      <w:r>
-        <w:rPr>
-          <w:rFonts w:ascii="Arial" w:hAnsi="Arial"/>
-          <w:b w:val="0"/>
-          <w:color w:val="171717"/>
-          <w:sz w:val="19"/>
-        </w:rPr>
-        <w:t xml:space="preserve"> Reconciliation of mobile scans against actual sales in the accounting system.</w:t>
-      </w:r>
-    </w:p>
-    <w:p>
-      <w:r>
-        <w:rPr>
-          <w:rFonts w:ascii="Arial" w:hAnsi="Arial"/>
-          <w:b/>
-          <w:color w:val="171717"/>
-          <w:sz w:val="19"/>
-        </w:rPr>
-        <w:t>Technical challenges.</w:t>
-      </w:r>
-      <w:r>
-        <w:rPr>
-          <w:rFonts w:ascii="Arial" w:hAnsi="Arial"/>
-          <w:b w:val="0"/>
-          <w:color w:val="171717"/>
-          <w:sz w:val="19"/>
-        </w:rPr>
-        <w:t xml:space="preserve"> The solution had to preserve data integrity, handle exceptions, provide a clear user result and fit into an existing production workflow.</w:t>
-      </w:r>
-    </w:p>
-    <w:p>
-      <w:r>
-        <w:rPr>
-          <w:rFonts w:ascii="Arial" w:hAnsi="Arial"/>
-          <w:b/>
-          <w:color w:val="171717"/>
-          <w:sz w:val="19"/>
-        </w:rPr>
         <w:t>Solution flow.</w:t>
       </w:r>
       <w:r>
@@ -1569,67 +1329,7 @@
           <w:color w:val="171717"/>
           <w:sz w:val="19"/>
         </w:rPr>
-        <w:t xml:space="preserve"> 1C → DCS → complex queries → information registers → cross-database reconciliation → Excel</w:t>
-      </w:r>
-    </w:p>
-    <w:p>
-      <w:r>
-        <w:rPr>
-          <w:rFonts w:ascii="Arial" w:hAnsi="Arial"/>
-          <w:b/>
-          <w:color w:val="171717"/>
-          <w:sz w:val="19"/>
-        </w:rPr>
-        <w:t>Before.</w:t>
-      </w:r>
-      <w:r>
-        <w:rPr>
-          <w:rFonts w:ascii="Arial" w:hAnsi="Arial"/>
-          <w:b w:val="0"/>
-          <w:color w:val="171717"/>
-          <w:sz w:val="19"/>
-        </w:rPr>
-        <w:t xml:space="preserve"> Management needed to see which agents scan marked products, where scans are missing and whether scan volumes match actual sales.</w:t>
-      </w:r>
-    </w:p>
-    <w:p>
-      <w:r>
-        <w:rPr>
-          <w:rFonts w:ascii="Arial" w:hAnsi="Arial"/>
-          <w:b/>
-          <w:color w:val="171717"/>
-          <w:sz w:val="19"/>
-        </w:rPr>
-        <w:t>After.</w:t>
-      </w:r>
-      <w:r>
-        <w:rPr>
-          <w:rFonts w:ascii="Arial" w:hAnsi="Arial"/>
-          <w:b w:val="0"/>
-          <w:color w:val="171717"/>
-          <w:sz w:val="19"/>
-        </w:rPr>
-        <w:t xml:space="preserve"> Managers receive a clear view by division and agent: no scanning, incomplete scanning and discrepancies against accounting records.</w:t>
-      </w:r>
-    </w:p>
-    <w:p>
-      <w:r>
-        <w:rPr>
-          <w:rFonts w:ascii="Arial" w:hAnsi="Arial"/>
-          <w:b/>
-          <w:color w:val="171717"/>
-          <w:sz w:val="19"/>
-        </w:rPr>
-        <w:t>Business impact.</w:t>
-      </w:r>
-      <w:r>
-        <w:rPr>
-          <w:rFonts w:ascii="Arial" w:hAnsi="Arial"/>
-          <w:b w:val="0"/>
-          <w:color w:val="171717"/>
-          <w:sz w:val="19"/>
-        </w:rPr>
-        <w:t xml:space="preserve"> Managers receive a clear view by division and agent: no scanning, incomplete scanning and discrepancies against accounting records.</w:t>
+        <w:t xml:space="preserve"> 1C &gt; DCS &gt; complex queries &gt; information registers &gt; cross-database reconciliation &gt; Excel</w:t>
       </w:r>
     </w:p>
     <w:p>
@@ -1749,46 +1449,6 @@
           <w:color w:val="171717"/>
           <w:sz w:val="19"/>
         </w:rPr>
-        <w:t>Background.</w:t>
-      </w:r>
-      <w:r>
-        <w:rPr>
-          <w:rFonts w:ascii="Arial" w:hAnsi="Arial"/>
-          <w:b w:val="0"/>
-          <w:color w:val="171717"/>
-          <w:sz w:val="19"/>
-        </w:rPr>
-        <w:t xml:space="preserve"> A set of HTML/JavaScript tools for bulk TXT, CSV and XML processing.</w:t>
-      </w:r>
-    </w:p>
-    <w:p>
-      <w:r>
-        <w:rPr>
-          <w:rFonts w:ascii="Arial" w:hAnsi="Arial"/>
-          <w:b/>
-          <w:color w:val="171717"/>
-          <w:sz w:val="19"/>
-        </w:rPr>
-        <w:t>Technical challenges.</w:t>
-      </w:r>
-      <w:r>
-        <w:rPr>
-          <w:rFonts w:ascii="Arial" w:hAnsi="Arial"/>
-          <w:b w:val="0"/>
-          <w:color w:val="171717"/>
-          <w:sz w:val="19"/>
-        </w:rPr>
-        <w:t xml:space="preserve"> The solution had to preserve data integrity, handle exceptions, provide a clear user result and fit into an existing production workflow.</w:t>
-      </w:r>
-    </w:p>
-    <w:p>
-      <w:r>
-        <w:rPr>
-          <w:rFonts w:ascii="Arial" w:hAnsi="Arial"/>
-          <w:b/>
-          <w:color w:val="171717"/>
-          <w:sz w:val="19"/>
-        </w:rPr>
         <w:t>Solution flow.</w:t>
       </w:r>
       <w:r>
@@ -1798,67 +1458,7 @@
           <w:color w:val="171717"/>
           <w:sz w:val="19"/>
         </w:rPr>
-        <w:t xml:space="preserve"> HTML → CSS → JavaScript → File API → CSV/XML/TXT → DataMatrix</w:t>
-      </w:r>
-    </w:p>
-    <w:p>
-      <w:r>
-        <w:rPr>
-          <w:rFonts w:ascii="Arial" w:hAnsi="Arial"/>
-          <w:b/>
-          <w:color w:val="171717"/>
-          <w:sz w:val="19"/>
-        </w:rPr>
-        <w:t>Before.</w:t>
-      </w:r>
-      <w:r>
-        <w:rPr>
-          <w:rFonts w:ascii="Arial" w:hAnsi="Arial"/>
-          <w:b w:val="0"/>
-          <w:color w:val="171717"/>
-          <w:sz w:val="19"/>
-        </w:rPr>
-        <w:t xml:space="preserve"> Large code sets repeatedly had to be merged, compared, cleaned and converted by hand while preserving every DataMatrix character exactly.</w:t>
-      </w:r>
-    </w:p>
-    <w:p>
-      <w:r>
-        <w:rPr>
-          <w:rFonts w:ascii="Arial" w:hAnsi="Arial"/>
-          <w:b/>
-          <w:color w:val="171717"/>
-          <w:sz w:val="19"/>
-        </w:rPr>
-        <w:t>After.</w:t>
-      </w:r>
-      <w:r>
-        <w:rPr>
-          <w:rFonts w:ascii="Arial" w:hAnsi="Arial"/>
-          <w:b w:val="0"/>
-          <w:color w:val="171717"/>
-          <w:sz w:val="19"/>
-        </w:rPr>
-        <w:t xml:space="preserve"> Bulk operations run locally without software installation or uploading files to external services. Users see statistics and errors and receive downloadable output files.</w:t>
-      </w:r>
-    </w:p>
-    <w:p>
-      <w:r>
-        <w:rPr>
-          <w:rFonts w:ascii="Arial" w:hAnsi="Arial"/>
-          <w:b/>
-          <w:color w:val="171717"/>
-          <w:sz w:val="19"/>
-        </w:rPr>
-        <w:t>Business impact.</w:t>
-      </w:r>
-      <w:r>
-        <w:rPr>
-          <w:rFonts w:ascii="Arial" w:hAnsi="Arial"/>
-          <w:b w:val="0"/>
-          <w:color w:val="171717"/>
-          <w:sz w:val="19"/>
-        </w:rPr>
-        <w:t xml:space="preserve"> Bulk operations run locally without software installation or uploading files to external services. Users see statistics and errors and receive downloadable output files.</w:t>
+        <w:t xml:space="preserve"> HTML &gt; CSS &gt; JavaScript &gt; File API &gt; CSV/XML/TXT &gt; DataMatrix</w:t>
       </w:r>
     </w:p>
     <w:p>
@@ -1951,46 +1551,6 @@
           <w:color w:val="171717"/>
           <w:sz w:val="19"/>
         </w:rPr>
-        <w:t>Background.</w:t>
-      </w:r>
-      <w:r>
-        <w:rPr>
-          <w:rFonts w:ascii="Arial" w:hAnsi="Arial"/>
-          <w:b w:val="0"/>
-          <w:color w:val="171717"/>
-          <w:sz w:val="19"/>
-        </w:rPr>
-        <w:t xml:space="preserve"> Multi-page documents with dynamic details, dates and signatories.</w:t>
-      </w:r>
-    </w:p>
-    <w:p>
-      <w:r>
-        <w:rPr>
-          <w:rFonts w:ascii="Arial" w:hAnsi="Arial"/>
-          <w:b/>
-          <w:color w:val="171717"/>
-          <w:sz w:val="19"/>
-        </w:rPr>
-        <w:t>Technical challenges.</w:t>
-      </w:r>
-      <w:r>
-        <w:rPr>
-          <w:rFonts w:ascii="Arial" w:hAnsi="Arial"/>
-          <w:b w:val="0"/>
-          <w:color w:val="171717"/>
-          <w:sz w:val="19"/>
-        </w:rPr>
-        <w:t xml:space="preserve"> The solution had to preserve data integrity, handle exceptions, provide a clear user result and fit into an existing production workflow.</w:t>
-      </w:r>
-    </w:p>
-    <w:p>
-      <w:r>
-        <w:rPr>
-          <w:rFonts w:ascii="Arial" w:hAnsi="Arial"/>
-          <w:b/>
-          <w:color w:val="171717"/>
-          <w:sz w:val="19"/>
-        </w:rPr>
         <w:t>Solution flow.</w:t>
       </w:r>
       <w:r>
@@ -2000,67 +1560,7 @@
           <w:color w:val="171717"/>
           <w:sz w:val="19"/>
         </w:rPr>
-        <w:t xml:space="preserve"> 1C → spreadsheet document → print layouts → PDF</w:t>
-      </w:r>
-    </w:p>
-    <w:p>
-      <w:r>
-        <w:rPr>
-          <w:rFonts w:ascii="Arial" w:hAnsi="Arial"/>
-          <w:b/>
-          <w:color w:val="171717"/>
-          <w:sz w:val="19"/>
-        </w:rPr>
-        <w:t>Before.</w:t>
-      </w:r>
-      <w:r>
-        <w:rPr>
-          <w:rFonts w:ascii="Arial" w:hAnsi="Arial"/>
-          <w:b w:val="0"/>
-          <w:color w:val="171717"/>
-          <w:sz w:val="19"/>
-        </w:rPr>
-        <w:t xml:space="preserve"> Standard print forms did not cover internal rules for legal entities, signatories, dates and document packages.</w:t>
-      </w:r>
-    </w:p>
-    <w:p>
-      <w:r>
-        <w:rPr>
-          <w:rFonts w:ascii="Arial" w:hAnsi="Arial"/>
-          <w:b/>
-          <w:color w:val="171717"/>
-          <w:sz w:val="19"/>
-        </w:rPr>
-        <w:t>After.</w:t>
-      </w:r>
-      <w:r>
-        <w:rPr>
-          <w:rFonts w:ascii="Arial" w:hAnsi="Arial"/>
-          <w:b w:val="0"/>
-          <w:color w:val="171717"/>
-          <w:sz w:val="19"/>
-        </w:rPr>
-        <w:t xml:space="preserve"> Documents are generated according to company rules and are ready to print without manual edits. Batch export accelerates preparation of document packages.</w:t>
-      </w:r>
-    </w:p>
-    <w:p>
-      <w:r>
-        <w:rPr>
-          <w:rFonts w:ascii="Arial" w:hAnsi="Arial"/>
-          <w:b/>
-          <w:color w:val="171717"/>
-          <w:sz w:val="19"/>
-        </w:rPr>
-        <w:t>Business impact.</w:t>
-      </w:r>
-      <w:r>
-        <w:rPr>
-          <w:rFonts w:ascii="Arial" w:hAnsi="Arial"/>
-          <w:b w:val="0"/>
-          <w:color w:val="171717"/>
-          <w:sz w:val="19"/>
-        </w:rPr>
-        <w:t xml:space="preserve"> Documents are generated according to company rules and are ready to print without manual edits. Batch export accelerates preparation of document packages.</w:t>
+        <w:t xml:space="preserve"> 1C &gt; spreadsheet document &gt; print layouts &gt; PDF</w:t>
       </w:r>
     </w:p>
     <w:p>
@@ -2180,46 +1680,6 @@
           <w:color w:val="171717"/>
           <w:sz w:val="19"/>
         </w:rPr>
-        <w:t>Background.</w:t>
-      </w:r>
-      <w:r>
-        <w:rPr>
-          <w:rFonts w:ascii="Arial" w:hAnsi="Arial"/>
-          <w:b w:val="0"/>
-          <w:color w:val="171717"/>
-          <w:sz w:val="19"/>
-        </w:rPr>
-        <w:t xml:space="preserve"> Exchange plans, Data Conversion 2.1, XML and selective document transfer.</w:t>
-      </w:r>
-    </w:p>
-    <w:p>
-      <w:r>
-        <w:rPr>
-          <w:rFonts w:ascii="Arial" w:hAnsi="Arial"/>
-          <w:b/>
-          <w:color w:val="171717"/>
-          <w:sz w:val="19"/>
-        </w:rPr>
-        <w:t>Technical challenges.</w:t>
-      </w:r>
-      <w:r>
-        <w:rPr>
-          <w:rFonts w:ascii="Arial" w:hAnsi="Arial"/>
-          <w:b w:val="0"/>
-          <w:color w:val="171717"/>
-          <w:sz w:val="19"/>
-        </w:rPr>
-        <w:t xml:space="preserve"> The solution had to preserve data integrity, handle exceptions, provide a clear user result and fit into an existing production workflow.</w:t>
-      </w:r>
-    </w:p>
-    <w:p>
-      <w:r>
-        <w:rPr>
-          <w:rFonts w:ascii="Arial" w:hAnsi="Arial"/>
-          <w:b/>
-          <w:color w:val="171717"/>
-          <w:sz w:val="19"/>
-        </w:rPr>
         <w:t>Solution flow.</w:t>
       </w:r>
       <w:r>
@@ -2229,67 +1689,7 @@
           <w:color w:val="171717"/>
           <w:sz w:val="19"/>
         </w:rPr>
-        <w:t xml:space="preserve"> 1C → Data Conversion 2.1 → exchange plans → XML → background jobs</w:t>
-      </w:r>
-    </w:p>
-    <w:p>
-      <w:r>
-        <w:rPr>
-          <w:rFonts w:ascii="Arial" w:hAnsi="Arial"/>
-          <w:b/>
-          <w:color w:val="171717"/>
-          <w:sz w:val="19"/>
-        </w:rPr>
-        <w:t>Before.</w:t>
-      </w:r>
-      <w:r>
-        <w:rPr>
-          <w:rFonts w:ascii="Arial" w:hAnsi="Arial"/>
-          <w:b w:val="0"/>
-          <w:color w:val="171717"/>
-          <w:sz w:val="19"/>
-        </w:rPr>
-        <w:t xml:space="preserve"> Cross-database exchanges required changes to rules, object registration control and investigation of transfer errors.</w:t>
-      </w:r>
-    </w:p>
-    <w:p>
-      <w:r>
-        <w:rPr>
-          <w:rFonts w:ascii="Arial" w:hAnsi="Arial"/>
-          <w:b/>
-          <w:color w:val="171717"/>
-          <w:sz w:val="19"/>
-        </w:rPr>
-        <w:t>After.</w:t>
-      </w:r>
-      <w:r>
-        <w:rPr>
-          <w:rFonts w:ascii="Arial" w:hAnsi="Arial"/>
-          <w:b w:val="0"/>
-          <w:color w:val="171717"/>
-          <w:sz w:val="19"/>
-        </w:rPr>
-        <w:t xml:space="preserve"> Required documents and attributes move between systems predictably, while failures can be isolated to a rule or object.</w:t>
-      </w:r>
-    </w:p>
-    <w:p>
-      <w:r>
-        <w:rPr>
-          <w:rFonts w:ascii="Arial" w:hAnsi="Arial"/>
-          <w:b/>
-          <w:color w:val="171717"/>
-          <w:sz w:val="19"/>
-        </w:rPr>
-        <w:t>Business impact.</w:t>
-      </w:r>
-      <w:r>
-        <w:rPr>
-          <w:rFonts w:ascii="Arial" w:hAnsi="Arial"/>
-          <w:b w:val="0"/>
-          <w:color w:val="171717"/>
-          <w:sz w:val="19"/>
-        </w:rPr>
-        <w:t xml:space="preserve"> Required documents and attributes move between systems predictably, while failures can be isolated to a rule or object.</w:t>
+        <w:t xml:space="preserve"> 1C &gt; Data Conversion 2.1 &gt; exchange plans &gt; XML &gt; background jobs</w:t>
       </w:r>
     </w:p>
     <w:p>
@@ -2468,7 +1868,7 @@
           <w:color w:val="171717"/>
           <w:sz w:val="19"/>
         </w:rPr>
-        <w:t>1C developer and business analyst with hands-on experience automating trade, manufacturing, warehouse, logistics, product marking and document workflows. I independently cover the full delivery cycle: clarify the request, analyse the process, design, develop, test, deploy and support.</w:t>
+        <w:t>1C developer and business analyst automating trade, manufacturing, warehouse, logistics, product marking and document workflows. I gather requirements, design and develop solutions, validate them in a test environment, deploy to production and provide post-release support.</w:t>
       </w:r>
     </w:p>
     <w:p>
@@ -2479,7 +1879,7 @@
           <w:color w:val="171717"/>
           <w:sz w:val="19"/>
         </w:rPr>
-        <w:t>These are representative case studies, not a complete task list. Unusual requests from managers and users were independently clarified, formalised and delivered as working solutions.</w:t>
+        <w:t>The projects below represent part of the delivered work. I also handled ongoing improvements requested by managers and users, clarified requirements independently and remained responsible for the result after deployment.</w:t>
       </w:r>
     </w:p>
     <w:sectPr>
